--- a/en/wisdom-stories/dont-be-words-for-mouths-dust-for-feet.docx
+++ b/en/wisdom-stories/dont-be-words-for-mouths-dust-for-feet.docx
@@ -7,7 +7,7 @@
         <w:pStyle w:val="Title"/>
       </w:pPr>
       <w:r>
-        <w:t>Neither Gossip nor Dust</w:t>
+        <w:t>Don’t Become Talk on Tongues or Dust Under Feet</w:t>
       </w:r>
     </w:p>
     <w:p>
@@ -23,7 +23,7 @@
         <w:keepNext/>
       </w:pPr>
       <w:r>
-        <w:t>“Dust beneath anyone’s feet” means allowing others to humiliate, belittle, or treat you as worthless.</w:t>
+        <w:t>“Dust under feet” means lowering yourself, devaluing yourself, and remaining under other people’s feet.</w:t>
       </w:r>
     </w:p>
     <w:p>
@@ -36,11 +36,9 @@
         <w:rPr>
           <w:b/>
         </w:rPr>
-        <w:t>Moral:</w:t>
+        <w:t>Moral: Protect your dignity. Do not give people reason to gossip about you, and do not let yourself become worthless, like dust under feet.</w:t>
       </w:r>
-      <w:r>
-        <w:t xml:space="preserve"> Protect both your reputation and your dignity. Do not give people reason to gossip about you, and do not allow anyone to treat you without respect.</w:t>
-      </w:r>
+      <w:r/>
     </w:p>
     <w:p>
       <w:pPr>
@@ -51,7 +49,7 @@
           <w:i/>
           <w:sz w:val="18"/>
         </w:rPr>
-        <w:t>Source: Publicly available internet sources.</w:t>
+        <w:t>Stories are taken from open Internet sources; illustrations were created with AI.</w:t>
       </w:r>
     </w:p>
     <w:sectPr>
